--- a/DOCX/PRINT-6X9/VOLUME60.docx
+++ b/DOCX/PRINT-6X9/VOLUME60.docx
@@ -5722,7 +5722,7 @@
       <w:r>
         <w:t xml:space="preserve">Jonathan Edwards, "Lectures on the Qualifications for Full Communion in the Church of Christ," 175. Transcription available at: Works of Jonathan Edwards Online, dir. Harry S. Stout &amp; Kenneth P. Minkema, </w:t>
       </w:r>
-      <w:hyperlink w:history="1" r:id="rIdycxdavfmggm_tyrwaa40w">
+      <w:hyperlink w:history="1" r:id="rIdqae0upq1aia17-e6r_3p5">
         <w:r>
           <w:t xml:space="preserve">http://edwards.yale.edu/archive/documents/page?document_id=13250&amp;search_id=&amp;source_type=edited&amp;pagenumber=186</w:t>
         </w:r>
@@ -5775,7 +5775,7 @@
       <w:r>
         <w:t xml:space="preserve">Jonathan Edwards, "Justification (Miscellany #669)," 7. Transcription available at: Works of Jonathan Edwards Online, dir. Harry S. Stout &amp; Kenneth P. Minkema, </w:t>
       </w:r>
-      <w:hyperlink w:history="1" r:id="rIdw8ay0sdzf1ybafe8aq2je">
+      <w:hyperlink w:history="1" r:id="rId6uioylfyb8nxtlluz2tmz">
         <w:r>
           <w:t xml:space="preserve">http://edwards.yale.edu/archive/documents/page?document_id=11636&amp;search_id=3099120&amp;source_type=edited&amp;pagenumber=7</w:t>
         </w:r>
@@ -5796,7 +5796,7 @@
       <w:r>
         <w:t xml:space="preserve">Jonathan Edwards, "Betrayers of Christ," 4. Transcription available at: Works of Jonathan Edwards Online, dir. Harry S. Stout &amp; Kenneth P. Minkema, </w:t>
       </w:r>
-      <w:hyperlink w:history="1" r:id="rIdldrkr6d9qdgbgud3bvms6">
+      <w:hyperlink w:history="1" r:id="rId9cbkdpyfdlweywpw6xxim">
         <w:r>
           <w:t xml:space="preserve">http://edwards.yale.edu/archive/documents/page?document_id=5762&amp;search_id=&amp;source_type=edited&amp;pagenumber=4</w:t>
         </w:r>
@@ -5865,7 +5865,7 @@
       <w:r>
         <w:t xml:space="preserve">Jonathan Edwards, "Jesus Christ When on Earth Was Used to Affliction," L. 44v. Transcription available at: Works of Jonathan Edwards Online, dir. Harry S. Stout &amp; Kenneth P. Minkema, </w:t>
       </w:r>
-      <w:hyperlink w:history="1" r:id="rIdbyxj-630yke3d8n_4kcbg">
+      <w:hyperlink w:history="1" r:id="rId6htzsdynlpfmupn7ogn7s">
         <w:r>
           <w:t xml:space="preserve">http://edwards.yale.edu/archive/documents/page?document_id=6742&amp;search_id=&amp;source_type=edited&amp;pagenumber=79</w:t>
         </w:r>
@@ -5902,7 +5902,7 @@
       <w:r>
         <w:t xml:space="preserve">Jonathan Edwards, "Free Grace, Justification by Faith (Miscellany #682)." Transcription available at: Works of Jonathan Edwards Online, dir. Harry S. Stout &amp; Kenneth P. Minkema, </w:t>
       </w:r>
-      <w:hyperlink w:history="1" r:id="rIdafyknoqa5s0yr1qtkbb2w">
+      <w:hyperlink w:history="1" r:id="rIdfbstqlltkqkds3ieoiegg">
         <w:r>
           <w:t xml:space="preserve">http://edwards.yale.edu/archive/documents/page?document_id=11681"search_id="source_type=edited"pagenumber=1</w:t>
         </w:r>
@@ -5923,7 +5923,7 @@
       <w:r>
         <w:t xml:space="preserve">Jonathan Edwards, "Visible Church (Miscellany #689)," 5. Transcription available at: Works of Jonathan Edwards Online, dir. Harry S. Stout &amp; Kenneth P. Minkema, </w:t>
       </w:r>
-      <w:hyperlink w:history="1" r:id="rIdrrc6weukcxlzwuuyxg-oo">
+      <w:hyperlink w:history="1" r:id="rId2ouwsixuhmt5xs_0lt3sz">
         <w:r>
           <w:t xml:space="preserve">http://edwards.yale.edu/archive/documents/page?document_id=11702"search_id="source_type=edited"pagenumber=4</w:t>
         </w:r>
